--- a/410ProjeProc.docx
+++ b/410ProjeProc.docx
@@ -5,26 +5,82 @@
     <w:p/>
     <w:p/>
     <w:p>
-      <w:r>
-        <w:t>learning_platform  =&gt; web, öğrenci arayüzü</w:t>
-      </w:r>
-    </w:p>
-    <w:p>
-      <w:r>
-        <w:t>learningPlatform.API =&gt; web API, backend, veritabanı</w:t>
-      </w:r>
-    </w:p>
-    <w:p>
-      <w:r>
-        <w:t>learningPlatform.Desktop =&gt; Windows forms - admin arayüzü</w:t>
+      <w:proofErr w:type="spellStart"/>
+      <w:proofErr w:type="gramStart"/>
+      <w:r>
+        <w:t>learning</w:t>
+      </w:r>
+      <w:proofErr w:type="gramEnd"/>
+      <w:r>
+        <w:t>_</w:t>
+      </w:r>
+      <w:proofErr w:type="gramStart"/>
+      <w:r>
+        <w:t>platform</w:t>
+      </w:r>
+      <w:proofErr w:type="spellEnd"/>
+      <w:r>
+        <w:t xml:space="preserve">  =</w:t>
+      </w:r>
+      <w:proofErr w:type="gramEnd"/>
+      <w:r>
+        <w:t>&gt; web, öğrenci arayüzü</w:t>
+      </w:r>
+    </w:p>
+    <w:p>
+      <w:proofErr w:type="spellStart"/>
+      <w:r>
+        <w:t>learningPlatform.API</w:t>
+      </w:r>
+      <w:proofErr w:type="spellEnd"/>
+      <w:r>
+        <w:t xml:space="preserve"> =&gt; web API, </w:t>
+      </w:r>
+      <w:proofErr w:type="spellStart"/>
+      <w:r>
+        <w:t>backend</w:t>
+      </w:r>
+      <w:proofErr w:type="spellEnd"/>
+      <w:r>
+        <w:t xml:space="preserve">, </w:t>
+      </w:r>
+      <w:proofErr w:type="spellStart"/>
+      <w:r>
+        <w:t>veritabanı</w:t>
+      </w:r>
+      <w:proofErr w:type="spellEnd"/>
+    </w:p>
+    <w:p>
+      <w:proofErr w:type="spellStart"/>
+      <w:r>
+        <w:t>learningPlatform.Desktop</w:t>
+      </w:r>
+      <w:proofErr w:type="spellEnd"/>
+      <w:r>
+        <w:t xml:space="preserve"> =&gt; Windows </w:t>
+      </w:r>
+      <w:proofErr w:type="spellStart"/>
+      <w:proofErr w:type="gramStart"/>
+      <w:r>
+        <w:t>forms</w:t>
+      </w:r>
+      <w:proofErr w:type="spellEnd"/>
+      <w:r>
+        <w:t xml:space="preserve"> -</w:t>
+      </w:r>
+      <w:proofErr w:type="gramEnd"/>
+      <w:r>
+        <w:t xml:space="preserve"> admin arayüzü</w:t>
       </w:r>
     </w:p>
     <w:p/>
     <w:p/>
     <w:p>
+      <w:proofErr w:type="spellStart"/>
       <w:r>
         <w:t>Models</w:t>
       </w:r>
+      <w:proofErr w:type="spellEnd"/>
     </w:p>
     <w:p>
       <w:pPr>
@@ -34,20 +90,51 @@
           <w:numId w:val="1"/>
         </w:numPr>
       </w:pPr>
+      <w:proofErr w:type="spellStart"/>
       <w:r>
         <w:t>User.cs</w:t>
       </w:r>
-    </w:p>
-    <w:p>
-      <w:pPr>
-        <w:pStyle w:val="ListeParagraf"/>
-        <w:numPr>
-          <w:ilvl w:val="1"/>
-          <w:numId w:val="1"/>
-        </w:numPr>
-      </w:pPr>
-      <w:r>
-        <w:t xml:space="preserve">Id, Name, Email, PasswordHash, Role, CreatedAt </w:t>
+      <w:proofErr w:type="spellEnd"/>
+    </w:p>
+    <w:p>
+      <w:pPr>
+        <w:pStyle w:val="ListeParagraf"/>
+        <w:numPr>
+          <w:ilvl w:val="1"/>
+          <w:numId w:val="1"/>
+        </w:numPr>
+      </w:pPr>
+      <w:proofErr w:type="spellStart"/>
+      <w:r>
+        <w:t>Id</w:t>
+      </w:r>
+      <w:proofErr w:type="spellEnd"/>
+      <w:r>
+        <w:t xml:space="preserve">, Name, </w:t>
+      </w:r>
+      <w:proofErr w:type="spellStart"/>
+      <w:r>
+        <w:t>Email</w:t>
+      </w:r>
+      <w:proofErr w:type="spellEnd"/>
+      <w:r>
+        <w:t xml:space="preserve">, </w:t>
+      </w:r>
+      <w:proofErr w:type="spellStart"/>
+      <w:r>
+        <w:t>PasswordHash</w:t>
+      </w:r>
+      <w:proofErr w:type="spellEnd"/>
+      <w:r>
+        <w:t xml:space="preserve">, Role, </w:t>
+      </w:r>
+      <w:proofErr w:type="spellStart"/>
+      <w:r>
+        <w:t>CreatedAt</w:t>
+      </w:r>
+      <w:proofErr w:type="spellEnd"/>
+      <w:r>
+        <w:t xml:space="preserve"> </w:t>
       </w:r>
     </w:p>
     <w:p>
@@ -70,8 +157,21 @@
           <w:numId w:val="1"/>
         </w:numPr>
       </w:pPr>
-      <w:r>
-        <w:t>Password düz metin değil hashlenmiş hali tutulacak.</w:t>
+      <w:proofErr w:type="spellStart"/>
+      <w:r>
+        <w:t>Password</w:t>
+      </w:r>
+      <w:proofErr w:type="spellEnd"/>
+      <w:r>
+        <w:t xml:space="preserve"> düz metin değil </w:t>
+      </w:r>
+      <w:proofErr w:type="spellStart"/>
+      <w:r>
+        <w:t>hashlenmiş</w:t>
+      </w:r>
+      <w:proofErr w:type="spellEnd"/>
+      <w:r>
+        <w:t xml:space="preserve"> hali tutulacak.</w:t>
       </w:r>
     </w:p>
     <w:p>
@@ -82,21 +182,73 @@
           <w:numId w:val="1"/>
         </w:numPr>
       </w:pPr>
+      <w:proofErr w:type="spellStart"/>
       <w:r>
         <w:t>Course.cs</w:t>
       </w:r>
-    </w:p>
-    <w:p>
-      <w:pPr>
-        <w:pStyle w:val="ListeParagraf"/>
-        <w:numPr>
-          <w:ilvl w:val="1"/>
-          <w:numId w:val="1"/>
-        </w:numPr>
-      </w:pPr>
-      <w:r>
-        <w:t>Id, Title, Description, Category, Difficulty, EctsCredit, CreatedAt</w:t>
-      </w:r>
+      <w:proofErr w:type="spellEnd"/>
+    </w:p>
+    <w:p>
+      <w:pPr>
+        <w:pStyle w:val="ListeParagraf"/>
+        <w:numPr>
+          <w:ilvl w:val="1"/>
+          <w:numId w:val="1"/>
+        </w:numPr>
+      </w:pPr>
+      <w:proofErr w:type="spellStart"/>
+      <w:r>
+        <w:t>Id</w:t>
+      </w:r>
+      <w:proofErr w:type="spellEnd"/>
+      <w:r>
+        <w:t xml:space="preserve">, </w:t>
+      </w:r>
+      <w:proofErr w:type="spellStart"/>
+      <w:r>
+        <w:t>Title</w:t>
+      </w:r>
+      <w:proofErr w:type="spellEnd"/>
+      <w:r>
+        <w:t xml:space="preserve">, </w:t>
+      </w:r>
+      <w:proofErr w:type="spellStart"/>
+      <w:r>
+        <w:t>Description</w:t>
+      </w:r>
+      <w:proofErr w:type="spellEnd"/>
+      <w:r>
+        <w:t xml:space="preserve">, </w:t>
+      </w:r>
+      <w:proofErr w:type="spellStart"/>
+      <w:r>
+        <w:t>Category</w:t>
+      </w:r>
+      <w:proofErr w:type="spellEnd"/>
+      <w:r>
+        <w:t xml:space="preserve">, </w:t>
+      </w:r>
+      <w:proofErr w:type="spellStart"/>
+      <w:r>
+        <w:t>Difficulty</w:t>
+      </w:r>
+      <w:proofErr w:type="spellEnd"/>
+      <w:r>
+        <w:t xml:space="preserve">, </w:t>
+      </w:r>
+      <w:proofErr w:type="spellStart"/>
+      <w:r>
+        <w:t>EctsCredit</w:t>
+      </w:r>
+      <w:proofErr w:type="spellEnd"/>
+      <w:r>
+        <w:t xml:space="preserve">, </w:t>
+      </w:r>
+      <w:proofErr w:type="spellStart"/>
+      <w:r>
+        <w:t>CreatedAt</w:t>
+      </w:r>
+      <w:proofErr w:type="spellEnd"/>
     </w:p>
     <w:p>
       <w:pPr>
@@ -106,21 +258,49 @@
           <w:numId w:val="1"/>
         </w:numPr>
       </w:pPr>
+      <w:proofErr w:type="spellStart"/>
       <w:r>
         <w:t>CourseModule.cs</w:t>
       </w:r>
-    </w:p>
-    <w:p>
-      <w:pPr>
-        <w:pStyle w:val="ListeParagraf"/>
-        <w:numPr>
-          <w:ilvl w:val="1"/>
-          <w:numId w:val="1"/>
-        </w:numPr>
-      </w:pPr>
-      <w:r>
-        <w:t>Id, CourseId, Title, Content, Order</w:t>
-      </w:r>
+      <w:proofErr w:type="spellEnd"/>
+    </w:p>
+    <w:p>
+      <w:pPr>
+        <w:pStyle w:val="ListeParagraf"/>
+        <w:numPr>
+          <w:ilvl w:val="1"/>
+          <w:numId w:val="1"/>
+        </w:numPr>
+      </w:pPr>
+      <w:proofErr w:type="spellStart"/>
+      <w:r>
+        <w:t>Id</w:t>
+      </w:r>
+      <w:proofErr w:type="spellEnd"/>
+      <w:r>
+        <w:t xml:space="preserve">, </w:t>
+      </w:r>
+      <w:proofErr w:type="spellStart"/>
+      <w:r>
+        <w:t>CourseId</w:t>
+      </w:r>
+      <w:proofErr w:type="spellEnd"/>
+      <w:r>
+        <w:t xml:space="preserve">, </w:t>
+      </w:r>
+      <w:proofErr w:type="spellStart"/>
+      <w:r>
+        <w:t>Title</w:t>
+      </w:r>
+      <w:proofErr w:type="spellEnd"/>
+      <w:r>
+        <w:t xml:space="preserve">, Content, </w:t>
+      </w:r>
+      <w:proofErr w:type="spellStart"/>
+      <w:r>
+        <w:t>Order</w:t>
+      </w:r>
+      <w:proofErr w:type="spellEnd"/>
     </w:p>
     <w:p>
       <w:pPr>
@@ -130,21 +310,49 @@
           <w:numId w:val="1"/>
         </w:numPr>
       </w:pPr>
+      <w:proofErr w:type="spellStart"/>
       <w:r>
         <w:t>ModuleCompletion.cs</w:t>
       </w:r>
-    </w:p>
-    <w:p>
-      <w:pPr>
-        <w:pStyle w:val="ListeParagraf"/>
-        <w:numPr>
-          <w:ilvl w:val="1"/>
-          <w:numId w:val="1"/>
-        </w:numPr>
-      </w:pPr>
-      <w:r>
-        <w:t>Id, UserId, ModuleId, CompletedAt</w:t>
-      </w:r>
+      <w:proofErr w:type="spellEnd"/>
+    </w:p>
+    <w:p>
+      <w:pPr>
+        <w:pStyle w:val="ListeParagraf"/>
+        <w:numPr>
+          <w:ilvl w:val="1"/>
+          <w:numId w:val="1"/>
+        </w:numPr>
+      </w:pPr>
+      <w:proofErr w:type="spellStart"/>
+      <w:r>
+        <w:t>Id</w:t>
+      </w:r>
+      <w:proofErr w:type="spellEnd"/>
+      <w:r>
+        <w:t xml:space="preserve">, </w:t>
+      </w:r>
+      <w:proofErr w:type="spellStart"/>
+      <w:r>
+        <w:t>UserId</w:t>
+      </w:r>
+      <w:proofErr w:type="spellEnd"/>
+      <w:r>
+        <w:t xml:space="preserve">, </w:t>
+      </w:r>
+      <w:proofErr w:type="spellStart"/>
+      <w:r>
+        <w:t>ModuleId</w:t>
+      </w:r>
+      <w:proofErr w:type="spellEnd"/>
+      <w:r>
+        <w:t xml:space="preserve">, </w:t>
+      </w:r>
+      <w:proofErr w:type="spellStart"/>
+      <w:r>
+        <w:t>CompletedAt</w:t>
+      </w:r>
+      <w:proofErr w:type="spellEnd"/>
     </w:p>
     <w:p>
       <w:pPr>
@@ -166,32 +374,113 @@
           <w:numId w:val="1"/>
         </w:numPr>
       </w:pPr>
+      <w:proofErr w:type="spellStart"/>
       <w:r>
         <w:t>Enrollment.cs</w:t>
       </w:r>
-    </w:p>
-    <w:p>
-      <w:pPr>
-        <w:pStyle w:val="ListeParagraf"/>
-        <w:numPr>
-          <w:ilvl w:val="1"/>
-          <w:numId w:val="1"/>
-        </w:numPr>
-      </w:pPr>
-      <w:r>
-        <w:t>Id, UserId, CourseId, Status, RequestedAt, ApprovedAt</w:t>
-      </w:r>
-    </w:p>
-    <w:p>
-      <w:pPr>
-        <w:pStyle w:val="ListeParagraf"/>
-        <w:numPr>
-          <w:ilvl w:val="1"/>
-          <w:numId w:val="1"/>
-        </w:numPr>
-      </w:pPr>
-      <w:r>
-        <w:t>Öğrenci kursa kayıt olmak istediğinde önce status  = pending, admin onaylarsa approved, reddederse rejected.</w:t>
+      <w:proofErr w:type="spellEnd"/>
+    </w:p>
+    <w:p>
+      <w:pPr>
+        <w:pStyle w:val="ListeParagraf"/>
+        <w:numPr>
+          <w:ilvl w:val="1"/>
+          <w:numId w:val="1"/>
+        </w:numPr>
+      </w:pPr>
+      <w:proofErr w:type="spellStart"/>
+      <w:r>
+        <w:t>Id</w:t>
+      </w:r>
+      <w:proofErr w:type="spellEnd"/>
+      <w:r>
+        <w:t xml:space="preserve">, </w:t>
+      </w:r>
+      <w:proofErr w:type="spellStart"/>
+      <w:r>
+        <w:t>UserId</w:t>
+      </w:r>
+      <w:proofErr w:type="spellEnd"/>
+      <w:r>
+        <w:t xml:space="preserve">, </w:t>
+      </w:r>
+      <w:proofErr w:type="spellStart"/>
+      <w:r>
+        <w:t>CourseId</w:t>
+      </w:r>
+      <w:proofErr w:type="spellEnd"/>
+      <w:r>
+        <w:t xml:space="preserve">, </w:t>
+      </w:r>
+      <w:proofErr w:type="spellStart"/>
+      <w:r>
+        <w:t>Status</w:t>
+      </w:r>
+      <w:proofErr w:type="spellEnd"/>
+      <w:r>
+        <w:t xml:space="preserve">, </w:t>
+      </w:r>
+      <w:proofErr w:type="spellStart"/>
+      <w:r>
+        <w:t>RequestedAt</w:t>
+      </w:r>
+      <w:proofErr w:type="spellEnd"/>
+      <w:r>
+        <w:t xml:space="preserve">, </w:t>
+      </w:r>
+      <w:proofErr w:type="spellStart"/>
+      <w:r>
+        <w:t>ApprovedAt</w:t>
+      </w:r>
+      <w:proofErr w:type="spellEnd"/>
+    </w:p>
+    <w:p>
+      <w:pPr>
+        <w:pStyle w:val="ListeParagraf"/>
+        <w:numPr>
+          <w:ilvl w:val="1"/>
+          <w:numId w:val="1"/>
+        </w:numPr>
+      </w:pPr>
+      <w:r>
+        <w:t xml:space="preserve">Öğrenci kursa kayıt olmak istediğinde önce </w:t>
+      </w:r>
+      <w:proofErr w:type="spellStart"/>
+      <w:proofErr w:type="gramStart"/>
+      <w:r>
+        <w:t>status</w:t>
+      </w:r>
+      <w:proofErr w:type="spellEnd"/>
+      <w:r>
+        <w:t xml:space="preserve">  =</w:t>
+      </w:r>
+      <w:proofErr w:type="gramEnd"/>
+      <w:r>
+        <w:t xml:space="preserve"> </w:t>
+      </w:r>
+      <w:proofErr w:type="spellStart"/>
+      <w:r>
+        <w:t>pending</w:t>
+      </w:r>
+      <w:proofErr w:type="spellEnd"/>
+      <w:r>
+        <w:t xml:space="preserve">, admin onaylarsa </w:t>
+      </w:r>
+      <w:proofErr w:type="spellStart"/>
+      <w:r>
+        <w:t>approved</w:t>
+      </w:r>
+      <w:proofErr w:type="spellEnd"/>
+      <w:r>
+        <w:t xml:space="preserve">, reddederse </w:t>
+      </w:r>
+      <w:proofErr w:type="spellStart"/>
+      <w:r>
+        <w:t>rejected</w:t>
+      </w:r>
+      <w:proofErr w:type="spellEnd"/>
+      <w:r>
+        <w:t>.</w:t>
       </w:r>
     </w:p>
     <w:p>
@@ -202,32 +491,52 @@
           <w:numId w:val="1"/>
         </w:numPr>
       </w:pPr>
+      <w:proofErr w:type="spellStart"/>
       <w:r>
         <w:t>StudyPlan.cs</w:t>
       </w:r>
-    </w:p>
-    <w:p>
-      <w:pPr>
-        <w:pStyle w:val="ListeParagraf"/>
-        <w:numPr>
-          <w:ilvl w:val="1"/>
-          <w:numId w:val="1"/>
-        </w:numPr>
-      </w:pPr>
-      <w:r>
-        <w:t>StudyPlan: öğrenciye ait tek çalışma planı</w:t>
-      </w:r>
-    </w:p>
-    <w:p>
-      <w:pPr>
-        <w:pStyle w:val="ListeParagraf"/>
-        <w:numPr>
-          <w:ilvl w:val="1"/>
-          <w:numId w:val="1"/>
-        </w:numPr>
-      </w:pPr>
-      <w:r>
-        <w:t>StudyPlanItem: Planın her satırı, “pzt matematiğe 2 saat ayır vs.”</w:t>
+      <w:proofErr w:type="spellEnd"/>
+    </w:p>
+    <w:p>
+      <w:pPr>
+        <w:pStyle w:val="ListeParagraf"/>
+        <w:numPr>
+          <w:ilvl w:val="1"/>
+          <w:numId w:val="1"/>
+        </w:numPr>
+      </w:pPr>
+      <w:proofErr w:type="spellStart"/>
+      <w:r>
+        <w:t>StudyPlan</w:t>
+      </w:r>
+      <w:proofErr w:type="spellEnd"/>
+      <w:r>
+        <w:t>: öğrenciye ait tek çalışma planı</w:t>
+      </w:r>
+    </w:p>
+    <w:p>
+      <w:pPr>
+        <w:pStyle w:val="ListeParagraf"/>
+        <w:numPr>
+          <w:ilvl w:val="1"/>
+          <w:numId w:val="1"/>
+        </w:numPr>
+      </w:pPr>
+      <w:proofErr w:type="spellStart"/>
+      <w:r>
+        <w:t>StudyPlanItem</w:t>
+      </w:r>
+      <w:proofErr w:type="spellEnd"/>
+      <w:r>
+        <w:t>: Planın her satırı, “</w:t>
+      </w:r>
+      <w:proofErr w:type="spellStart"/>
+      <w:r>
+        <w:t>pzt</w:t>
+      </w:r>
+      <w:proofErr w:type="spellEnd"/>
+      <w:r>
+        <w:t xml:space="preserve"> matematiğe 2 saat ayır vs.”</w:t>
       </w:r>
     </w:p>
     <w:p/>
@@ -244,41 +553,66 @@
           <w:numId w:val="1"/>
         </w:numPr>
       </w:pPr>
+      <w:proofErr w:type="spellStart"/>
       <w:r>
         <w:t>AppDbContext.cs</w:t>
       </w:r>
-    </w:p>
-    <w:p>
-      <w:pPr>
-        <w:pStyle w:val="ListeParagraf"/>
-        <w:numPr>
-          <w:ilvl w:val="1"/>
-          <w:numId w:val="1"/>
-        </w:numPr>
-      </w:pPr>
-      <w:r>
-        <w:t>EF core’da tablo yönetimi için.</w:t>
-      </w:r>
-    </w:p>
-    <w:p>
-      <w:pPr>
-        <w:pStyle w:val="ListeParagraf"/>
-        <w:numPr>
-          <w:ilvl w:val="1"/>
-          <w:numId w:val="1"/>
-        </w:numPr>
-      </w:pPr>
-      <w:r>
-        <w:t>Email unique olacak, bir öğrenci aynı kursa iki kez kayıt isteği gönderemez, aynı modül iki kez tamamlanamaz, bir öğrencinin tek bir planı olabilir.</w:t>
+      <w:proofErr w:type="spellEnd"/>
+    </w:p>
+    <w:p>
+      <w:pPr>
+        <w:pStyle w:val="ListeParagraf"/>
+        <w:numPr>
+          <w:ilvl w:val="1"/>
+          <w:numId w:val="1"/>
+        </w:numPr>
+      </w:pPr>
+      <w:r>
+        <w:t xml:space="preserve">EF </w:t>
+      </w:r>
+      <w:proofErr w:type="spellStart"/>
+      <w:r>
+        <w:t>core’da</w:t>
+      </w:r>
+      <w:proofErr w:type="spellEnd"/>
+      <w:r>
+        <w:t xml:space="preserve"> tablo yönetimi için.</w:t>
+      </w:r>
+    </w:p>
+    <w:p>
+      <w:pPr>
+        <w:pStyle w:val="ListeParagraf"/>
+        <w:numPr>
+          <w:ilvl w:val="1"/>
+          <w:numId w:val="1"/>
+        </w:numPr>
+      </w:pPr>
+      <w:proofErr w:type="spellStart"/>
+      <w:r>
+        <w:t>Email</w:t>
+      </w:r>
+      <w:proofErr w:type="spellEnd"/>
+      <w:r>
+        <w:t xml:space="preserve"> </w:t>
+      </w:r>
+      <w:proofErr w:type="spellStart"/>
+      <w:r>
+        <w:t>unique</w:t>
+      </w:r>
+      <w:proofErr w:type="spellEnd"/>
+      <w:r>
+        <w:t xml:space="preserve"> olacak, bir öğrenci aynı kursa iki kez kayıt isteği gönderemez, aynı modül iki kez tamamlanamaz, bir öğrencinin tek bir planı olabilir.</w:t>
       </w:r>
     </w:p>
     <w:p/>
     <w:p/>
     <w:p/>
     <w:p>
+      <w:proofErr w:type="spellStart"/>
       <w:r>
         <w:t>DTOs</w:t>
       </w:r>
+      <w:proofErr w:type="spellEnd"/>
     </w:p>
     <w:p>
       <w:pPr>
@@ -288,20 +622,51 @@
           <w:numId w:val="1"/>
         </w:numPr>
       </w:pPr>
+      <w:proofErr w:type="spellStart"/>
       <w:r>
         <w:t>AuthDtos.cs</w:t>
       </w:r>
-    </w:p>
-    <w:p>
-      <w:pPr>
-        <w:pStyle w:val="ListeParagraf"/>
-        <w:numPr>
-          <w:ilvl w:val="1"/>
-          <w:numId w:val="1"/>
-        </w:numPr>
-      </w:pPr>
-      <w:r>
-        <w:t>Data transfer object, kayıt ve girişe gelen jsonun taşıması gereken değerler. Daha sonra başarılı girişte kullanıcıya  token verilecek.</w:t>
+      <w:proofErr w:type="spellEnd"/>
+    </w:p>
+    <w:p>
+      <w:pPr>
+        <w:pStyle w:val="ListeParagraf"/>
+        <w:numPr>
+          <w:ilvl w:val="1"/>
+          <w:numId w:val="1"/>
+        </w:numPr>
+      </w:pPr>
+      <w:r>
+        <w:t xml:space="preserve">Data transfer </w:t>
+      </w:r>
+      <w:proofErr w:type="spellStart"/>
+      <w:r>
+        <w:t>object</w:t>
+      </w:r>
+      <w:proofErr w:type="spellEnd"/>
+      <w:r>
+        <w:t xml:space="preserve">, kayıt ve girişe gelen </w:t>
+      </w:r>
+      <w:proofErr w:type="spellStart"/>
+      <w:r>
+        <w:t>jsonun</w:t>
+      </w:r>
+      <w:proofErr w:type="spellEnd"/>
+      <w:r>
+        <w:t xml:space="preserve"> taşıması gereken değerler. Daha sonra başarılı girişte </w:t>
+      </w:r>
+      <w:proofErr w:type="gramStart"/>
+      <w:r>
+        <w:t xml:space="preserve">kullanıcıya  </w:t>
+      </w:r>
+      <w:proofErr w:type="spellStart"/>
+      <w:r>
+        <w:t>token</w:t>
+      </w:r>
+      <w:proofErr w:type="spellEnd"/>
+      <w:proofErr w:type="gramEnd"/>
+      <w:r>
+        <w:t xml:space="preserve"> verilecek.</w:t>
       </w:r>
     </w:p>
     <w:p>
@@ -312,63 +677,259 @@
           <w:numId w:val="1"/>
         </w:numPr>
       </w:pPr>
+      <w:proofErr w:type="spellStart"/>
       <w:r>
         <w:t>CourseDtos.cs</w:t>
       </w:r>
-    </w:p>
-    <w:p>
-      <w:pPr>
-        <w:pStyle w:val="ListeParagraf"/>
-        <w:numPr>
-          <w:ilvl w:val="1"/>
-          <w:numId w:val="1"/>
-        </w:numPr>
-      </w:pPr>
-      <w:r>
-        <w:t>CreateCourseDto ve UpdateCourseDto: admin kurs oluşturur veya düzenlerken API’ye göndereceği veri</w:t>
-      </w:r>
-    </w:p>
-    <w:p>
-      <w:pPr>
-        <w:pStyle w:val="ListeParagraf"/>
-        <w:numPr>
-          <w:ilvl w:val="1"/>
-          <w:numId w:val="1"/>
-        </w:numPr>
-      </w:pPr>
-      <w:r>
-        <w:t>CourseListDto: tüm kurslar listelenirken dönen veri.</w:t>
-      </w:r>
-    </w:p>
-    <w:p>
-      <w:pPr>
-        <w:pStyle w:val="ListeParagraf"/>
-        <w:numPr>
-          <w:ilvl w:val="1"/>
-          <w:numId w:val="1"/>
-        </w:numPr>
-      </w:pPr>
-      <w:r>
-        <w:t>CourseDetailDto: tek bir kursun detayında dönen veri.</w:t>
-      </w:r>
-    </w:p>
-    <w:p>
-      <w:pPr>
-        <w:pStyle w:val="ListeParagraf"/>
-        <w:numPr>
-          <w:ilvl w:val="1"/>
-          <w:numId w:val="1"/>
-        </w:numPr>
-      </w:pPr>
-      <w:r>
-        <w:t>CourseModuleDto: detay sayfasındaki modül listesinin her bir elemanı.</w:t>
+      <w:proofErr w:type="spellEnd"/>
+    </w:p>
+    <w:p>
+      <w:pPr>
+        <w:pStyle w:val="ListeParagraf"/>
+        <w:numPr>
+          <w:ilvl w:val="1"/>
+          <w:numId w:val="1"/>
+        </w:numPr>
+      </w:pPr>
+      <w:proofErr w:type="spellStart"/>
+      <w:r>
+        <w:t>CreateCourseDto</w:t>
+      </w:r>
+      <w:proofErr w:type="spellEnd"/>
+      <w:r>
+        <w:t xml:space="preserve"> ve </w:t>
+      </w:r>
+      <w:proofErr w:type="spellStart"/>
+      <w:r>
+        <w:t>UpdateCourseDto</w:t>
+      </w:r>
+      <w:proofErr w:type="spellEnd"/>
+      <w:r>
+        <w:t xml:space="preserve">: admin kurs oluşturur veya düzenlerken </w:t>
+      </w:r>
+      <w:proofErr w:type="spellStart"/>
+      <w:r>
+        <w:t>API’ye</w:t>
+      </w:r>
+      <w:proofErr w:type="spellEnd"/>
+      <w:r>
+        <w:t xml:space="preserve"> göndereceği veri</w:t>
+      </w:r>
+    </w:p>
+    <w:p>
+      <w:pPr>
+        <w:pStyle w:val="ListeParagraf"/>
+        <w:numPr>
+          <w:ilvl w:val="1"/>
+          <w:numId w:val="1"/>
+        </w:numPr>
+      </w:pPr>
+      <w:proofErr w:type="spellStart"/>
+      <w:r>
+        <w:t>CourseListDto</w:t>
+      </w:r>
+      <w:proofErr w:type="spellEnd"/>
+      <w:r>
+        <w:t>: tüm kurslar listelenirken dönen veri.</w:t>
+      </w:r>
+    </w:p>
+    <w:p>
+      <w:pPr>
+        <w:pStyle w:val="ListeParagraf"/>
+        <w:numPr>
+          <w:ilvl w:val="1"/>
+          <w:numId w:val="1"/>
+        </w:numPr>
+      </w:pPr>
+      <w:proofErr w:type="spellStart"/>
+      <w:r>
+        <w:t>CourseDetailDto</w:t>
+      </w:r>
+      <w:proofErr w:type="spellEnd"/>
+      <w:r>
+        <w:t>: tek bir kursun detayında dönen veri.</w:t>
+      </w:r>
+    </w:p>
+    <w:p>
+      <w:pPr>
+        <w:pStyle w:val="ListeParagraf"/>
+        <w:numPr>
+          <w:ilvl w:val="1"/>
+          <w:numId w:val="1"/>
+        </w:numPr>
+      </w:pPr>
+      <w:proofErr w:type="spellStart"/>
+      <w:r>
+        <w:t>CourseModuleDto</w:t>
+      </w:r>
+      <w:proofErr w:type="spellEnd"/>
+      <w:r>
+        <w:t>: detay sayfasındaki modül listesinin her bir elemanı.</w:t>
+      </w:r>
+    </w:p>
+    <w:p>
+      <w:pPr>
+        <w:pStyle w:val="ListeParagraf"/>
+        <w:numPr>
+          <w:ilvl w:val="0"/>
+          <w:numId w:val="1"/>
+        </w:numPr>
+      </w:pPr>
+      <w:proofErr w:type="spellStart"/>
+      <w:r>
+        <w:t>EnrollmentDtos.cs</w:t>
+      </w:r>
+      <w:proofErr w:type="spellEnd"/>
+    </w:p>
+    <w:p>
+      <w:pPr>
+        <w:pStyle w:val="ListeParagraf"/>
+        <w:numPr>
+          <w:ilvl w:val="1"/>
+          <w:numId w:val="1"/>
+        </w:numPr>
+      </w:pPr>
+      <w:proofErr w:type="spellStart"/>
+      <w:r>
+        <w:t>EnrollmentRequestDto</w:t>
+      </w:r>
+      <w:proofErr w:type="spellEnd"/>
+      <w:r>
+        <w:t xml:space="preserve">: sadece </w:t>
+      </w:r>
+      <w:proofErr w:type="spellStart"/>
+      <w:r>
+        <w:t>courseId</w:t>
+      </w:r>
+      <w:proofErr w:type="spellEnd"/>
+      <w:r>
+        <w:t xml:space="preserve"> yeterli</w:t>
+      </w:r>
+    </w:p>
+    <w:p>
+      <w:pPr>
+        <w:pStyle w:val="ListeParagraf"/>
+        <w:numPr>
+          <w:ilvl w:val="1"/>
+          <w:numId w:val="1"/>
+        </w:numPr>
+      </w:pPr>
+      <w:proofErr w:type="spellStart"/>
+      <w:r>
+        <w:t>EnrollmentDto</w:t>
+      </w:r>
+      <w:proofErr w:type="spellEnd"/>
+      <w:r>
+        <w:t>: diğer bilgiler.</w:t>
+      </w:r>
+    </w:p>
+    <w:p>
+      <w:pPr>
+        <w:pStyle w:val="ListeParagraf"/>
+        <w:numPr>
+          <w:ilvl w:val="0"/>
+          <w:numId w:val="1"/>
+        </w:numPr>
+      </w:pPr>
+      <w:proofErr w:type="spellStart"/>
+      <w:r>
+        <w:t>ProgressDtos.cs</w:t>
+      </w:r>
+      <w:proofErr w:type="spellEnd"/>
+    </w:p>
+    <w:p>
+      <w:pPr>
+        <w:pStyle w:val="ListeParagraf"/>
+        <w:numPr>
+          <w:ilvl w:val="1"/>
+          <w:numId w:val="1"/>
+        </w:numPr>
+      </w:pPr>
+      <w:proofErr w:type="spellStart"/>
+      <w:r>
+        <w:t>CompleteModule</w:t>
+      </w:r>
+      <w:proofErr w:type="spellEnd"/>
+      <w:r>
+        <w:t xml:space="preserve">, </w:t>
+      </w:r>
+      <w:proofErr w:type="spellStart"/>
+      <w:r>
+        <w:t>ModuleProgress</w:t>
+      </w:r>
+      <w:proofErr w:type="spellEnd"/>
+      <w:r>
+        <w:t xml:space="preserve">, </w:t>
+      </w:r>
+      <w:proofErr w:type="spellStart"/>
+      <w:r>
+        <w:t>CourseProgress</w:t>
+      </w:r>
+      <w:proofErr w:type="spellEnd"/>
+      <w:r>
+        <w:t xml:space="preserve">, </w:t>
+      </w:r>
+      <w:proofErr w:type="spellStart"/>
+      <w:r>
+        <w:t>ProgressSummary</w:t>
+      </w:r>
+      <w:proofErr w:type="spellEnd"/>
+    </w:p>
+    <w:p>
+      <w:pPr>
+        <w:pStyle w:val="ListeParagraf"/>
+        <w:numPr>
+          <w:ilvl w:val="0"/>
+          <w:numId w:val="1"/>
+        </w:numPr>
+      </w:pPr>
+      <w:proofErr w:type="spellStart"/>
+      <w:r>
+        <w:t>StudyPlanDtos.cs</w:t>
+      </w:r>
+      <w:proofErr w:type="spellEnd"/>
+    </w:p>
+    <w:p>
+      <w:pPr>
+        <w:pStyle w:val="ListeParagraf"/>
+        <w:numPr>
+          <w:ilvl w:val="1"/>
+          <w:numId w:val="1"/>
+        </w:numPr>
+      </w:pPr>
+      <w:proofErr w:type="spellStart"/>
+      <w:r>
+        <w:t>StudyPlanItem</w:t>
+      </w:r>
+      <w:proofErr w:type="spellEnd"/>
+      <w:r>
+        <w:t xml:space="preserve">: plan içindeki tek bir kurs bilgileri </w:t>
+      </w:r>
+    </w:p>
+    <w:p>
+      <w:pPr>
+        <w:pStyle w:val="ListeParagraf"/>
+        <w:numPr>
+          <w:ilvl w:val="1"/>
+          <w:numId w:val="1"/>
+        </w:numPr>
+      </w:pPr>
+      <w:proofErr w:type="spellStart"/>
+      <w:r>
+        <w:t>StudyPlan</w:t>
+      </w:r>
+      <w:proofErr w:type="spellEnd"/>
+      <w:r>
+        <w:t>: öğrencinin tüm planı</w:t>
       </w:r>
     </w:p>
     <w:p/>
     <w:p>
+      <w:proofErr w:type="spellStart"/>
       <w:r>
         <w:t>Controllers</w:t>
       </w:r>
+      <w:proofErr w:type="spellEnd"/>
     </w:p>
     <w:p>
       <w:pPr>
@@ -378,9 +939,11 @@
           <w:numId w:val="1"/>
         </w:numPr>
       </w:pPr>
+      <w:proofErr w:type="spellStart"/>
       <w:r>
         <w:t>AuthController.cs</w:t>
       </w:r>
+      <w:proofErr w:type="spellEnd"/>
     </w:p>
     <w:p>
       <w:pPr>
@@ -402,20 +965,65 @@
           <w:numId w:val="1"/>
         </w:numPr>
       </w:pPr>
-      <w:r>
-        <w:t>Bcrypt ile hash şifre oluşturuluyor.</w:t>
-      </w:r>
-    </w:p>
-    <w:p>
-      <w:pPr>
-        <w:pStyle w:val="ListeParagraf"/>
-        <w:numPr>
-          <w:ilvl w:val="1"/>
-          <w:numId w:val="1"/>
-        </w:numPr>
-      </w:pPr>
-      <w:r>
-        <w:t>JWT token üç parçadan oluşacak, claims token’ın içine gömülen bilgiler. Token süresi 7 gün, süre dolunca yeniden giriş gerekli.</w:t>
+      <w:proofErr w:type="spellStart"/>
+      <w:r>
+        <w:t>Bcrypt</w:t>
+      </w:r>
+      <w:proofErr w:type="spellEnd"/>
+      <w:r>
+        <w:t xml:space="preserve"> ile </w:t>
+      </w:r>
+      <w:proofErr w:type="spellStart"/>
+      <w:r>
+        <w:t>hash</w:t>
+      </w:r>
+      <w:proofErr w:type="spellEnd"/>
+      <w:r>
+        <w:t xml:space="preserve"> şifre oluşturuluyor.</w:t>
+      </w:r>
+    </w:p>
+    <w:p>
+      <w:pPr>
+        <w:pStyle w:val="ListeParagraf"/>
+        <w:numPr>
+          <w:ilvl w:val="1"/>
+          <w:numId w:val="1"/>
+        </w:numPr>
+      </w:pPr>
+      <w:r>
+        <w:t xml:space="preserve">JWT </w:t>
+      </w:r>
+      <w:proofErr w:type="spellStart"/>
+      <w:r>
+        <w:t>token</w:t>
+      </w:r>
+      <w:proofErr w:type="spellEnd"/>
+      <w:r>
+        <w:t xml:space="preserve"> üç parçadan oluşacak, </w:t>
+      </w:r>
+      <w:proofErr w:type="spellStart"/>
+      <w:r>
+        <w:t>claims</w:t>
+      </w:r>
+      <w:proofErr w:type="spellEnd"/>
+      <w:r>
+        <w:t xml:space="preserve"> </w:t>
+      </w:r>
+      <w:proofErr w:type="spellStart"/>
+      <w:r>
+        <w:t>token’ın</w:t>
+      </w:r>
+      <w:proofErr w:type="spellEnd"/>
+      <w:r>
+        <w:t xml:space="preserve"> içine gömülen bilgiler. </w:t>
+      </w:r>
+      <w:proofErr w:type="spellStart"/>
+      <w:r>
+        <w:t>Token</w:t>
+      </w:r>
+      <w:proofErr w:type="spellEnd"/>
+      <w:r>
+        <w:t xml:space="preserve"> süresi 7 gün, süre dolunca yeniden giriş gerekli.</w:t>
       </w:r>
     </w:p>
     <w:p>
@@ -426,9 +1034,11 @@
           <w:numId w:val="1"/>
         </w:numPr>
       </w:pPr>
+      <w:proofErr w:type="spellStart"/>
       <w:r>
         <w:t>CoursesController.cs</w:t>
       </w:r>
+      <w:proofErr w:type="spellEnd"/>
     </w:p>
     <w:p>
       <w:pPr>
@@ -451,13 +1061,227 @@
         </w:numPr>
       </w:pPr>
       <w:r>
-        <w:t xml:space="preserve">POST, PUT, DELETE: admin endpointleri. </w:t>
-      </w:r>
-    </w:p>
-    <w:p>
+        <w:t xml:space="preserve">POST, PUT, DELETE: admin </w:t>
+      </w:r>
+      <w:proofErr w:type="spellStart"/>
+      <w:r>
+        <w:t>endpointleri</w:t>
+      </w:r>
+      <w:proofErr w:type="spellEnd"/>
+      <w:r>
+        <w:t xml:space="preserve">. </w:t>
+      </w:r>
+    </w:p>
+    <w:p>
+      <w:pPr>
+        <w:pStyle w:val="ListeParagraf"/>
+        <w:numPr>
+          <w:ilvl w:val="0"/>
+          <w:numId w:val="1"/>
+        </w:numPr>
+      </w:pPr>
+      <w:proofErr w:type="spellStart"/>
+      <w:r>
+        <w:t>EntrollmentController</w:t>
+      </w:r>
+      <w:r>
+        <w:t>.cs</w:t>
+      </w:r>
+      <w:proofErr w:type="spellEnd"/>
+    </w:p>
+    <w:p>
+      <w:pPr>
+        <w:pStyle w:val="ListeParagraf"/>
+        <w:numPr>
+          <w:ilvl w:val="1"/>
+          <w:numId w:val="1"/>
+        </w:numPr>
+      </w:pPr>
+      <w:r>
+        <w:t>Kayıt talebi, bekleyen talepler, onaylama</w:t>
+      </w:r>
+    </w:p>
+    <w:p>
+      <w:pPr>
+        <w:pStyle w:val="ListeParagraf"/>
+        <w:numPr>
+          <w:ilvl w:val="1"/>
+          <w:numId w:val="1"/>
+        </w:numPr>
+      </w:pPr>
+      <w:r>
+        <w:t xml:space="preserve">Db güncellendikten sonra </w:t>
+      </w:r>
+      <w:proofErr w:type="spellStart"/>
+      <w:r>
+        <w:t>event</w:t>
+      </w:r>
+      <w:proofErr w:type="spellEnd"/>
+      <w:r>
+        <w:t xml:space="preserve"> tetiklenir.</w:t>
+      </w:r>
+    </w:p>
+    <w:p>
+      <w:pPr>
+        <w:pStyle w:val="ListeParagraf"/>
+        <w:numPr>
+          <w:ilvl w:val="0"/>
+          <w:numId w:val="1"/>
+        </w:numPr>
+      </w:pPr>
+      <w:proofErr w:type="spellStart"/>
+      <w:r>
+        <w:t>ProgressController.cs</w:t>
+      </w:r>
+      <w:proofErr w:type="spellEnd"/>
+    </w:p>
+    <w:p>
+      <w:pPr>
+        <w:pStyle w:val="ListeParagraf"/>
+        <w:numPr>
+          <w:ilvl w:val="1"/>
+          <w:numId w:val="1"/>
+        </w:numPr>
+      </w:pPr>
+      <w:r>
+        <w:t>Complete: modülü tamamlar</w:t>
+      </w:r>
+    </w:p>
+    <w:p>
+      <w:pPr>
+        <w:pStyle w:val="ListeParagraf"/>
+        <w:numPr>
+          <w:ilvl w:val="1"/>
+          <w:numId w:val="1"/>
+        </w:numPr>
+      </w:pPr>
+      <w:r>
+        <w:t>Course: o kursa ait tüm modülleri listeler</w:t>
+      </w:r>
+    </w:p>
+    <w:p>
+      <w:pPr>
+        <w:pStyle w:val="ListeParagraf"/>
+        <w:numPr>
+          <w:ilvl w:val="1"/>
+          <w:numId w:val="1"/>
+        </w:numPr>
+      </w:pPr>
+      <w:proofErr w:type="spellStart"/>
+      <w:r>
+        <w:lastRenderedPageBreak/>
+        <w:t>Summary</w:t>
+      </w:r>
+      <w:proofErr w:type="spellEnd"/>
+      <w:r>
+        <w:t xml:space="preserve">: öğrencinin tüm </w:t>
+      </w:r>
+      <w:proofErr w:type="spellStart"/>
+      <w:r>
+        <w:t>enrolled</w:t>
+      </w:r>
+      <w:proofErr w:type="spellEnd"/>
+      <w:r>
+        <w:t xml:space="preserve"> kurslarını gösterir.</w:t>
+      </w:r>
+    </w:p>
+    <w:p>
+      <w:pPr>
+        <w:pStyle w:val="ListeParagraf"/>
+        <w:numPr>
+          <w:ilvl w:val="0"/>
+          <w:numId w:val="1"/>
+        </w:numPr>
+      </w:pPr>
+      <w:proofErr w:type="spellStart"/>
+      <w:r>
+        <w:t>StudyPlanController.cs</w:t>
+      </w:r>
+      <w:proofErr w:type="spellEnd"/>
+    </w:p>
+    <w:p>
+      <w:pPr>
+        <w:pStyle w:val="ListeParagraf"/>
+        <w:numPr>
+          <w:ilvl w:val="1"/>
+          <w:numId w:val="1"/>
+        </w:numPr>
+      </w:pPr>
+      <w:proofErr w:type="spellStart"/>
+      <w:r>
+        <w:t>Generate</w:t>
+      </w:r>
+      <w:proofErr w:type="spellEnd"/>
+      <w:r>
+        <w:t xml:space="preserve">: </w:t>
+      </w:r>
+      <w:proofErr w:type="spellStart"/>
+      <w:r>
+        <w:t>approved</w:t>
+      </w:r>
+      <w:proofErr w:type="spellEnd"/>
+      <w:r>
+        <w:t xml:space="preserve"> kursları LINQ ile sıralayacak,</w:t>
+      </w:r>
+    </w:p>
+    <w:p>
+      <w:pPr>
+        <w:pStyle w:val="ListeParagraf"/>
+        <w:numPr>
+          <w:ilvl w:val="1"/>
+          <w:numId w:val="1"/>
+        </w:numPr>
+      </w:pPr>
+      <w:r>
+        <w:t xml:space="preserve">Her kursa haftanın bir günü ve ECTS e göre önerilen saat atacak, </w:t>
+      </w:r>
+      <w:proofErr w:type="spellStart"/>
+      <w:r>
+        <w:t>delegate</w:t>
+      </w:r>
+      <w:proofErr w:type="spellEnd"/>
+      <w:r>
+        <w:t xml:space="preserve"> tetikler.</w:t>
+      </w:r>
+    </w:p>
+    <w:p>
+      <w:pPr>
+        <w:pStyle w:val="ListeParagraf"/>
+        <w:numPr>
+          <w:ilvl w:val="1"/>
+          <w:numId w:val="1"/>
+        </w:numPr>
+      </w:pPr>
+      <w:proofErr w:type="spellStart"/>
+      <w:proofErr w:type="gramStart"/>
+      <w:r>
+        <w:t>get</w:t>
+      </w:r>
+      <w:proofErr w:type="spellEnd"/>
+      <w:proofErr w:type="gramEnd"/>
+      <w:r>
+        <w:t xml:space="preserve">, mevcut planı döner. </w:t>
+      </w:r>
+      <w:proofErr w:type="spellStart"/>
+      <w:r>
+        <w:t>Delete</w:t>
+      </w:r>
+      <w:proofErr w:type="spellEnd"/>
+      <w:r>
+        <w:t xml:space="preserve"> planı sıfırlayacak.</w:t>
+      </w:r>
+    </w:p>
+    <w:p>
+      <w:pPr>
+        <w:ind w:left="1425"/>
+      </w:pPr>
+    </w:p>
+    <w:p>
+      <w:proofErr w:type="spellStart"/>
       <w:r>
         <w:t>appSettings.json</w:t>
       </w:r>
+      <w:proofErr w:type="spellEnd"/>
     </w:p>
     <w:p>
       <w:pPr>
@@ -467,51 +1291,97 @@
           <w:numId w:val="1"/>
         </w:numPr>
       </w:pPr>
-      <w:r>
-        <w:t>Jwt altında</w:t>
-      </w:r>
-    </w:p>
-    <w:p>
-      <w:pPr>
-        <w:pStyle w:val="ListeParagraf"/>
-        <w:numPr>
-          <w:ilvl w:val="1"/>
-          <w:numId w:val="1"/>
-        </w:numPr>
-      </w:pPr>
-      <w:r>
-        <w:t>Key: tokenın gizli anahtarı.</w:t>
-      </w:r>
-    </w:p>
-    <w:p>
-      <w:pPr>
-        <w:pStyle w:val="ListeParagraf"/>
-        <w:numPr>
-          <w:ilvl w:val="1"/>
-          <w:numId w:val="1"/>
-        </w:numPr>
-      </w:pPr>
-      <w:r>
-        <w:t>Issuer: tokenı üreten.</w:t>
-      </w:r>
-    </w:p>
-    <w:p>
-      <w:pPr>
-        <w:pStyle w:val="ListeParagraf"/>
-        <w:numPr>
-          <w:ilvl w:val="1"/>
-          <w:numId w:val="1"/>
-        </w:numPr>
-      </w:pPr>
-      <w:r>
-        <w:t>Audience: tokenın kim için üretildiği</w:t>
+      <w:proofErr w:type="spellStart"/>
+      <w:r>
+        <w:t>Jwt</w:t>
+      </w:r>
+      <w:proofErr w:type="spellEnd"/>
+      <w:r>
+        <w:t xml:space="preserve"> altında</w:t>
+      </w:r>
+    </w:p>
+    <w:p>
+      <w:pPr>
+        <w:pStyle w:val="ListeParagraf"/>
+        <w:numPr>
+          <w:ilvl w:val="1"/>
+          <w:numId w:val="1"/>
+        </w:numPr>
+      </w:pPr>
+      <w:proofErr w:type="spellStart"/>
+      <w:r>
+        <w:t>Key</w:t>
+      </w:r>
+      <w:proofErr w:type="spellEnd"/>
+      <w:r>
+        <w:t xml:space="preserve">: </w:t>
+      </w:r>
+      <w:proofErr w:type="spellStart"/>
+      <w:r>
+        <w:t>tokenın</w:t>
+      </w:r>
+      <w:proofErr w:type="spellEnd"/>
+      <w:r>
+        <w:t xml:space="preserve"> gizli anahtarı.</w:t>
+      </w:r>
+    </w:p>
+    <w:p>
+      <w:pPr>
+        <w:pStyle w:val="ListeParagraf"/>
+        <w:numPr>
+          <w:ilvl w:val="1"/>
+          <w:numId w:val="1"/>
+        </w:numPr>
+      </w:pPr>
+      <w:proofErr w:type="spellStart"/>
+      <w:r>
+        <w:t>Issuer</w:t>
+      </w:r>
+      <w:proofErr w:type="spellEnd"/>
+      <w:r>
+        <w:t xml:space="preserve">: </w:t>
+      </w:r>
+      <w:proofErr w:type="spellStart"/>
+      <w:r>
+        <w:t>tokenı</w:t>
+      </w:r>
+      <w:proofErr w:type="spellEnd"/>
+      <w:r>
+        <w:t xml:space="preserve"> üreten.</w:t>
+      </w:r>
+    </w:p>
+    <w:p>
+      <w:pPr>
+        <w:pStyle w:val="ListeParagraf"/>
+        <w:numPr>
+          <w:ilvl w:val="1"/>
+          <w:numId w:val="1"/>
+        </w:numPr>
+      </w:pPr>
+      <w:proofErr w:type="spellStart"/>
+      <w:r>
+        <w:t>Audience</w:t>
+      </w:r>
+      <w:proofErr w:type="spellEnd"/>
+      <w:r>
+        <w:t xml:space="preserve">: </w:t>
+      </w:r>
+      <w:proofErr w:type="spellStart"/>
+      <w:r>
+        <w:t>tokenın</w:t>
+      </w:r>
+      <w:proofErr w:type="spellEnd"/>
+      <w:r>
+        <w:t xml:space="preserve"> kim için üretildiği</w:t>
       </w:r>
     </w:p>
     <w:p/>
     <w:p>
+      <w:proofErr w:type="spellStart"/>
       <w:r>
         <w:t>Program.cs</w:t>
       </w:r>
+      <w:proofErr w:type="spellEnd"/>
     </w:p>
     <w:p>
       <w:pPr>
@@ -522,7 +1392,15 @@
         </w:numPr>
       </w:pPr>
       <w:r>
-        <w:t>Db connection yapılıyor.</w:t>
+        <w:t xml:space="preserve">Db </w:t>
+      </w:r>
+      <w:proofErr w:type="spellStart"/>
+      <w:r>
+        <w:t>connection</w:t>
+      </w:r>
+      <w:proofErr w:type="spellEnd"/>
+      <w:r>
+        <w:t xml:space="preserve"> yapılıyor.</w:t>
       </w:r>
     </w:p>
     <w:p>
@@ -533,8 +1411,21 @@
           <w:numId w:val="1"/>
         </w:numPr>
       </w:pPr>
-      <w:r>
-        <w:t>AddJwtBearer token doğrulama yapıyor.</w:t>
+      <w:proofErr w:type="spellStart"/>
+      <w:r>
+        <w:t>AddJwtBearer</w:t>
+      </w:r>
+      <w:proofErr w:type="spellEnd"/>
+      <w:r>
+        <w:t xml:space="preserve"> </w:t>
+      </w:r>
+      <w:proofErr w:type="spellStart"/>
+      <w:r>
+        <w:t>token</w:t>
+      </w:r>
+      <w:proofErr w:type="spellEnd"/>
+      <w:r>
+        <w:t xml:space="preserve"> doğrulama yapıyor.</w:t>
       </w:r>
     </w:p>
     <w:p>
@@ -545,8 +1436,23 @@
           <w:numId w:val="1"/>
         </w:numPr>
       </w:pPr>
-      <w:r>
-        <w:t>useAuthentication ve useAuthorization sırası önemli.</w:t>
+      <w:proofErr w:type="spellStart"/>
+      <w:proofErr w:type="gramStart"/>
+      <w:r>
+        <w:t>useAuthentication</w:t>
+      </w:r>
+      <w:proofErr w:type="spellEnd"/>
+      <w:proofErr w:type="gramEnd"/>
+      <w:r>
+        <w:t xml:space="preserve"> ve </w:t>
+      </w:r>
+      <w:proofErr w:type="spellStart"/>
+      <w:r>
+        <w:t>useAuthorization</w:t>
+      </w:r>
+      <w:proofErr w:type="spellEnd"/>
+      <w:r>
+        <w:t xml:space="preserve"> sırası önemli.</w:t>
       </w:r>
     </w:p>
     <w:p>
@@ -558,14 +1464,23 @@
         </w:numPr>
       </w:pPr>
       <w:r>
-        <w:t>Her seferinde admin var mı diye kontrol eder, yoksa otomatik oluşturur. (şimdilik test için yeterli)</w:t>
-      </w:r>
-    </w:p>
-    <w:p>
-      <w:r>
-        <w:lastRenderedPageBreak/>
+        <w:t>Her seferinde admin var mı diye kontrol eder, yoksa otomatik oluşturur. (</w:t>
+      </w:r>
+      <w:proofErr w:type="gramStart"/>
+      <w:r>
+        <w:t>şimdilik</w:t>
+      </w:r>
+      <w:proofErr w:type="gramEnd"/>
+      <w:r>
+        <w:t xml:space="preserve"> test için yeterli)</w:t>
+      </w:r>
+    </w:p>
+    <w:p>
+      <w:proofErr w:type="spellStart"/>
+      <w:r>
         <w:t>LearningPlatform.API.http</w:t>
       </w:r>
+      <w:proofErr w:type="spellEnd"/>
     </w:p>
     <w:p>
       <w:pPr>
@@ -576,7 +1491,7 @@
         </w:numPr>
       </w:pPr>
       <w:r>
-        <w:t>API token testi için.</w:t>
+        <w:t>API testi için.</w:t>
       </w:r>
     </w:p>
     <w:p>
@@ -587,8 +1502,37 @@
           <w:numId w:val="1"/>
         </w:numPr>
       </w:pPr>
-      <w:r>
-        <w:t>Send request kısımları ile admin, öğrenci girişi test edilebiliyoruz, admin girişi için token oluşturup en üste yapıştırıldığında admin özellikleri test edilebilir. (kurs oluşturma vs.)</w:t>
+      <w:proofErr w:type="spellStart"/>
+      <w:r>
+        <w:t>Send</w:t>
+      </w:r>
+      <w:proofErr w:type="spellEnd"/>
+      <w:r>
+        <w:t xml:space="preserve"> </w:t>
+      </w:r>
+      <w:proofErr w:type="spellStart"/>
+      <w:r>
+        <w:t>request</w:t>
+      </w:r>
+      <w:proofErr w:type="spellEnd"/>
+      <w:r>
+        <w:t xml:space="preserve"> kısımları ile admin, öğrenci girişi test edilebiliyoruz, admin girişi için </w:t>
+      </w:r>
+      <w:proofErr w:type="spellStart"/>
+      <w:r>
+        <w:t>token</w:t>
+      </w:r>
+      <w:proofErr w:type="spellEnd"/>
+      <w:r>
+        <w:t xml:space="preserve"> oluşturup en üste yapıştırıldığında admin özellikleri test edilebilir. (</w:t>
+      </w:r>
+      <w:proofErr w:type="gramStart"/>
+      <w:r>
+        <w:t>kurs</w:t>
+      </w:r>
+      <w:proofErr w:type="gramEnd"/>
+      <w:r>
+        <w:t xml:space="preserve"> oluşturma vs.)</w:t>
       </w:r>
     </w:p>
     <w:p>
@@ -600,19 +1544,143 @@
         </w:numPr>
       </w:pPr>
       <w:r>
-        <w:t>Rest Client extentionu kullanılıyor.</w:t>
+        <w:t xml:space="preserve">Rest Client </w:t>
+      </w:r>
+      <w:proofErr w:type="spellStart"/>
+      <w:r>
+        <w:t>extentionu</w:t>
+      </w:r>
+      <w:proofErr w:type="spellEnd"/>
+      <w:r>
+        <w:t xml:space="preserve"> kullanılıyor.</w:t>
+      </w:r>
+    </w:p>
+    <w:p/>
+    <w:p>
+      <w:r>
+        <w:t>Services</w:t>
+      </w:r>
+    </w:p>
+    <w:p>
+      <w:pPr>
+        <w:pStyle w:val="ListeParagraf"/>
+        <w:numPr>
+          <w:ilvl w:val="0"/>
+          <w:numId w:val="1"/>
+        </w:numPr>
+      </w:pPr>
+      <w:proofErr w:type="spellStart"/>
+      <w:r>
+        <w:t>EnrollmentService.cs</w:t>
+      </w:r>
+      <w:proofErr w:type="spellEnd"/>
+    </w:p>
+    <w:p>
+      <w:pPr>
+        <w:pStyle w:val="ListeParagraf"/>
+        <w:numPr>
+          <w:ilvl w:val="1"/>
+          <w:numId w:val="1"/>
+        </w:numPr>
+      </w:pPr>
+      <w:r>
+        <w:t>DELEGATE kullanıldı</w:t>
+      </w:r>
+    </w:p>
+    <w:p>
+      <w:pPr>
+        <w:pStyle w:val="ListeParagraf"/>
+        <w:numPr>
+          <w:ilvl w:val="0"/>
+          <w:numId w:val="1"/>
+        </w:numPr>
+      </w:pPr>
+      <w:proofErr w:type="spellStart"/>
+      <w:r>
+        <w:t>StudyPlanService.cs</w:t>
+      </w:r>
+      <w:proofErr w:type="spellEnd"/>
+    </w:p>
+    <w:p>
+      <w:pPr>
+        <w:pStyle w:val="ListeParagraf"/>
+        <w:numPr>
+          <w:ilvl w:val="1"/>
+          <w:numId w:val="1"/>
+        </w:numPr>
+      </w:pPr>
+      <w:r>
+        <w:t>DELEGATE kullanıldı, plan oluşturulunca konsola öğrenci adı ve önerilen kursları yazdıracak</w:t>
       </w:r>
     </w:p>
     <w:p/>
     <w:p/>
     <w:p>
       <w:r>
+        <w:lastRenderedPageBreak/>
         <w:t>****************************************************</w:t>
       </w:r>
     </w:p>
     <w:p>
       <w:r>
-        <w:t>SIRADA: ENROLLMENT CONTROLLER YAZ (DELEGATE BURAYA EKLENEBİLİR, ÖĞRENCİ KAYDINI ADMIN ONAYLADIKTAN SONRA ÖĞRENCİYE BİLDİRİM GÖNDERİLEBİLİR.)</w:t>
+        <w:t xml:space="preserve">+++++ </w:t>
+      </w:r>
+      <w:proofErr w:type="spellStart"/>
+      <w:r>
+        <w:t>LearningPlatform.API</w:t>
+      </w:r>
+      <w:proofErr w:type="spellEnd"/>
+      <w:r>
+        <w:t xml:space="preserve"> =&gt; BU KISIM TAMAM </w:t>
+      </w:r>
+    </w:p>
+    <w:p>
+      <w:proofErr w:type="spellStart"/>
+      <w:r>
+        <w:t>LearningPlatform</w:t>
+      </w:r>
+      <w:r>
+        <w:t>.Desktop</w:t>
+      </w:r>
+      <w:proofErr w:type="spellEnd"/>
+      <w:r>
+        <w:t xml:space="preserve"> =&gt; Windows </w:t>
+      </w:r>
+      <w:proofErr w:type="spellStart"/>
+      <w:r>
+        <w:t>forms</w:t>
+      </w:r>
+      <w:proofErr w:type="spellEnd"/>
+      <w:r>
+        <w:t xml:space="preserve"> admin arayüzü yapılacak. (</w:t>
+      </w:r>
+      <w:proofErr w:type="spellStart"/>
+      <w:proofErr w:type="gramStart"/>
+      <w:r>
+        <w:t>apiyi</w:t>
+      </w:r>
+      <w:proofErr w:type="spellEnd"/>
+      <w:proofErr w:type="gramEnd"/>
+      <w:r>
+        <w:t xml:space="preserve"> kullanacak)</w:t>
+      </w:r>
+    </w:p>
+    <w:p>
+      <w:proofErr w:type="spellStart"/>
+      <w:r>
+        <w:t>Learning_platform</w:t>
+      </w:r>
+      <w:proofErr w:type="spellEnd"/>
+      <w:r>
+        <w:t xml:space="preserve"> =&gt; web </w:t>
+      </w:r>
+      <w:proofErr w:type="spellStart"/>
+      <w:r>
+        <w:t>mvc</w:t>
+      </w:r>
+      <w:proofErr w:type="spellEnd"/>
+      <w:r>
+        <w:t xml:space="preserve"> kısmı yapılacak, öğrenci arayüzü </w:t>
       </w:r>
     </w:p>
     <w:sectPr>
